--- a/courts/fifth-circuit/mississippi/state/supreme-court/brief-on-the-merits/usage/OUTPUT-brief-on-the-merits.docx
+++ b/courts/fifth-circuit/mississippi/state/supreme-court/brief-on-the-merits/usage/OUTPUT-brief-on-the-merits.docx
@@ -8954,13 +8954,7 @@
         <w:t xml:space="preserve"> </w:t>
       </w:r>
       <w:r>
-        <w:t xml:space="preserve">https://​nymag.​com/​intelligencer/​2014/​07/​this-​is-​what</w:t>
-      </w:r>
-      <w:r>
-        <w:noBreakHyphen/>
-      </w:r>
-      <w:r>
-        <w:t xml:space="preserve">2-​ounces-​of-​weed-​looks-​like.​html. This converts to about 150 joints (marijuana cigarettes) or 250 bowls (marijuana pipes).</w:t>
+        <w:t xml:space="preserve">https://​nymag.​com/​intelligencer/​2014/​07/​this-​is-​what-⁠2-​ounces-​of-​weed-​looks-​like.​html. This converts to about 150 joints (marijuana cigarettes) or 250 bowls (marijuana pipes).</w:t>
       </w:r>
       <w:r>
         <w:t xml:space="preserve"> </w:t>
@@ -8999,13 +8993,7 @@
         <w:t xml:space="preserve"> </w:t>
       </w:r>
       <w:r>
-        <w:t xml:space="preserve">https://​www.​leafly.​com/​news/​cannabis</w:t>
-      </w:r>
-      <w:r>
-        <w:noBreakHyphen/>
-      </w:r>
-      <w:r>
-        <w:t xml:space="preserve">101/​visual-​guide-​to-​cannabis-​quantities. (“So, a full ounce of cannabis, which is 28 grams, can roll nearly 60 joints or pack upwards of 100 bowls.”).</w:t>
+        <w:t xml:space="preserve">https://​www.​leafly.​com/​news/​cannabis-⁠101/​visual-​guide-​to-​cannabis-​quantities. (“So, a full ounce of cannabis, which is 28 grams, can roll nearly 60 joints or pack upwards of 100 bowls.”).</w:t>
       </w:r>
     </w:p>
     <w:p>
@@ -9273,13 +9261,7 @@
         <w:t xml:space="preserve"> </w:t>
       </w:r>
       <w:r>
-        <w:t xml:space="preserve">http://​www.​madisonthecity.​com/​sites/​default/​files/​ZoningOrdinance2012</w:t>
-      </w:r>
-      <w:r>
-        <w:noBreakHyphen/>
-      </w:r>
-      <w:r>
-        <w:t xml:space="preserve">1.​pdf. Initiative Measure No. 65 therefore would likely allow any licensed “medical marijuana treatment center” to grow marijuana within residential areas, substantially harming the City’s legitimate interest in conserving the value of property and protecting the health and safety of its citizenry. district which exceed one-fifth (1/5) of the total number of required signatures, the excess number of signatures from that congressional district shall not be considered by the Secretary of State in determining whether the petition qualifies for placement on the ballot.” MISS.</w:t>
+        <w:t xml:space="preserve">http://​www.​madisonthecity.​com/​sites/​default/​files/​ZoningOrdinance2012-⁠1.​pdf. Initiative Measure No. 65 therefore would likely allow any licensed “medical marijuana treatment center” to grow marijuana within residential areas, substantially harming the City’s legitimate interest in conserving the value of property and protecting the health and safety of its citizenry. district which exceed one-fifth (1/5) of the total number of required signatures, the excess number of signatures from that congressional district shall not be considered by the Secretary of State in determining whether the petition qualifies for placement on the ballot.” MISS.</w:t>
       </w:r>
       <w:r>
         <w:t xml:space="preserve"> </w:t>
@@ -12709,13 +12691,7 @@
         <w:t xml:space="preserve"> </w:t>
       </w:r>
       <w:r>
-        <w:t xml:space="preserve">https://​billofrightsinstitute.​org/​founding-​documents/​primary-​source-​documents/​the-​federalist-​papers/​federalist-​papers-​no</w:t>
-      </w:r>
-      <w:r>
-        <w:noBreakHyphen/>
-      </w:r>
-      <w:r>
-        <w:t xml:space="preserve">51/​;</w:t>
+        <w:t xml:space="preserve">https://​billofrightsinstitute.​org/​founding-​documents/​primary-​source-​documents/​the-​federalist-​papers/​federalist-​papers-​no-⁠51/​;</w:t>
       </w:r>
       <w:r>
         <w:t xml:space="preserve"> </w:t>

--- a/courts/fifth-circuit/mississippi/state/supreme-court/brief-on-the-merits/usage/OUTPUT-brief-on-the-merits.docx
+++ b/courts/fifth-circuit/mississippi/state/supreme-court/brief-on-the-merits/usage/OUTPUT-brief-on-the-merits.docx
@@ -99,9 +99,7 @@
         <w:t xml:space="preserve"> </w:t>
       </w:r>
       <w:r>
-        <w:t xml:space="preserve">2020-IA</w:t>
-        <w:noBreakHyphen/>
-        <w:t xml:space="preserve">01199-SCT</w:t>
+        <w:t xml:space="preserve">2020-IA-⁠01199-SCT</w:t>
       </w:r>
     </w:p>
     <w:p>
@@ -695,9 +693,7 @@
               <w:t xml:space="preserve"> </w:t>
             </w:r>
             <w:r>
-              <w:t xml:space="preserve">39130</w:t>
-              <w:noBreakHyphen/>
-              <w:t xml:space="preserve">0040</w:t>
+              <w:t xml:space="preserve">39130-⁠0040</w:t>
             </w:r>
           </w:p>
           <w:p>
@@ -719,9 +715,7 @@
               <w:t xml:space="preserve"> </w:t>
             </w:r>
             <w:r>
-              <w:t xml:space="preserve">856</w:t>
-              <w:noBreakHyphen/>
-              <w:t xml:space="preserve">7116;</w:t>
+              <w:t xml:space="preserve">856-⁠7116;</w:t>
             </w:r>
             <w:r>
               <w:t xml:space="preserve"> </w:t>
@@ -739,9 +733,7 @@
               <w:t xml:space="preserve"> </w:t>
             </w:r>
             <w:r>
-              <w:t xml:space="preserve">853</w:t>
-              <w:noBreakHyphen/>
-              <w:t xml:space="preserve">4766</w:t>
+              <w:t xml:space="preserve">853-⁠4766</w:t>
             </w:r>
           </w:p>
           <w:p>
@@ -939,9 +931,7 @@
               <w:t xml:space="preserve"> </w:t>
             </w:r>
             <w:r>
-              <w:t xml:space="preserve">39205</w:t>
-              <w:noBreakHyphen/>
-              <w:t xml:space="preserve">0427</w:t>
+              <w:t xml:space="preserve">39205-⁠0427</w:t>
             </w:r>
           </w:p>
           <w:p>
@@ -963,9 +953,7 @@
               <w:t xml:space="preserve"> </w:t>
             </w:r>
             <w:r>
-              <w:t xml:space="preserve">949</w:t>
-              <w:noBreakHyphen/>
-              <w:t xml:space="preserve">4900;</w:t>
+              <w:t xml:space="preserve">949-⁠4900;</w:t>
             </w:r>
             <w:r>
               <w:t xml:space="preserve"> </w:t>
@@ -983,9 +971,7 @@
               <w:t xml:space="preserve"> </w:t>
             </w:r>
             <w:r>
-              <w:t xml:space="preserve">949</w:t>
-              <w:noBreakHyphen/>
-              <w:t xml:space="preserve">4804</w:t>
+              <w:t xml:space="preserve">949-⁠4804</w:t>
             </w:r>
           </w:p>
           <w:p>
@@ -4388,7 +4374,7 @@
         <w:tab/>
       </w:r>
       <w:r>
-        <w:t xml:space="preserve">4</w:t>
+        <w:t xml:space="preserve">3</w:t>
       </w:r>
     </w:p>
     <w:p>
@@ -5239,11 +5225,7 @@
         <w:t xml:space="preserve"> </w:t>
       </w:r>
       <w:r>
-        <w:t xml:space="preserve">21</w:t>
-        <w:noBreakHyphen/>
-        <w:t xml:space="preserve">7</w:t>
-        <w:noBreakHyphen/>
-        <w:t xml:space="preserve">1</w:t>
+        <w:t xml:space="preserve">21-⁠7-⁠1</w:t>
       </w:r>
       <w:r>
         <w:t xml:space="preserve">   </w:t>
@@ -5289,11 +5271,7 @@
         <w:t xml:space="preserve"> </w:t>
       </w:r>
       <w:r>
-        <w:t xml:space="preserve">23</w:t>
-        <w:noBreakHyphen/>
-        <w:t xml:space="preserve">15</w:t>
-        <w:noBreakHyphen/>
-        <w:t xml:space="preserve">1037</w:t>
+        <w:t xml:space="preserve">23-⁠15-⁠1037</w:t>
       </w:r>
       <w:r>
         <w:t xml:space="preserve">   </w:t>
@@ -5339,11 +5317,7 @@
         <w:t xml:space="preserve"> </w:t>
       </w:r>
       <w:r>
-        <w:t xml:space="preserve">23</w:t>
-        <w:noBreakHyphen/>
-        <w:t xml:space="preserve">15</w:t>
-        <w:noBreakHyphen/>
-        <w:t xml:space="preserve">1093</w:t>
+        <w:t xml:space="preserve">23-⁠15-⁠1093</w:t>
       </w:r>
       <w:r>
         <w:t xml:space="preserve">   </w:t>
@@ -5389,11 +5363,7 @@
         <w:t xml:space="preserve"> </w:t>
       </w:r>
       <w:r>
-        <w:t xml:space="preserve">23</w:t>
-        <w:noBreakHyphen/>
-        <w:t xml:space="preserve">17</w:t>
-        <w:noBreakHyphen/>
-        <w:t xml:space="preserve">1</w:t>
+        <w:t xml:space="preserve">23-⁠17-⁠1</w:t>
       </w:r>
       <w:r>
         <w:t xml:space="preserve">   </w:t>
@@ -5439,11 +5409,7 @@
         <w:t xml:space="preserve"> </w:t>
       </w:r>
       <w:r>
-        <w:t xml:space="preserve">23</w:t>
-        <w:noBreakHyphen/>
-        <w:t xml:space="preserve">17</w:t>
-        <w:noBreakHyphen/>
-        <w:t xml:space="preserve">11</w:t>
+        <w:t xml:space="preserve">23-⁠17-⁠11</w:t>
       </w:r>
       <w:r>
         <w:t xml:space="preserve">   </w:t>
@@ -5489,11 +5455,7 @@
         <w:t xml:space="preserve"> </w:t>
       </w:r>
       <w:r>
-        <w:t xml:space="preserve">23</w:t>
-        <w:noBreakHyphen/>
-        <w:t xml:space="preserve">17</w:t>
-        <w:noBreakHyphen/>
-        <w:t xml:space="preserve">19</w:t>
+        <w:t xml:space="preserve">23-⁠17-⁠19</w:t>
       </w:r>
       <w:r>
         <w:t xml:space="preserve">   </w:t>
@@ -5539,11 +5501,7 @@
         <w:t xml:space="preserve"> </w:t>
       </w:r>
       <w:r>
-        <w:t xml:space="preserve">23</w:t>
-        <w:noBreakHyphen/>
-        <w:t xml:space="preserve">17</w:t>
-        <w:noBreakHyphen/>
-        <w:t xml:space="preserve">23(b)</w:t>
+        <w:t xml:space="preserve">23-⁠17-⁠23(b)</w:t>
       </w:r>
       <w:r>
         <w:t xml:space="preserve">   </w:t>
@@ -5589,11 +5547,7 @@
         <w:t xml:space="preserve"> </w:t>
       </w:r>
       <w:r>
-        <w:t xml:space="preserve">23</w:t>
-        <w:noBreakHyphen/>
-        <w:t xml:space="preserve">17</w:t>
-        <w:noBreakHyphen/>
-        <w:t xml:space="preserve">31</w:t>
+        <w:t xml:space="preserve">23-⁠17-⁠31</w:t>
       </w:r>
       <w:r>
         <w:t xml:space="preserve">   </w:t>
@@ -5639,11 +5593,7 @@
         <w:t xml:space="preserve"> </w:t>
       </w:r>
       <w:r>
-        <w:t xml:space="preserve">23</w:t>
-        <w:noBreakHyphen/>
-        <w:t xml:space="preserve">17</w:t>
-        <w:noBreakHyphen/>
-        <w:t xml:space="preserve">5</w:t>
+        <w:t xml:space="preserve">23-⁠17-⁠5</w:t>
       </w:r>
       <w:r>
         <w:t xml:space="preserve">   </w:t>
@@ -5689,11 +5639,7 @@
         <w:t xml:space="preserve"> </w:t>
       </w:r>
       <w:r>
-        <w:t xml:space="preserve">37</w:t>
-        <w:noBreakHyphen/>
-        <w:t xml:space="preserve">101</w:t>
-        <w:noBreakHyphen/>
-        <w:t xml:space="preserve">3</w:t>
+        <w:t xml:space="preserve">37-⁠101-⁠3</w:t>
       </w:r>
       <w:r>
         <w:t xml:space="preserve">   </w:t>
@@ -5739,11 +5685,7 @@
         <w:t xml:space="preserve"> </w:t>
       </w:r>
       <w:r>
-        <w:t xml:space="preserve">37</w:t>
-        <w:noBreakHyphen/>
-        <w:t xml:space="preserve">3</w:t>
-        <w:noBreakHyphen/>
-        <w:t xml:space="preserve">2(2)⁠(a)</w:t>
+        <w:t xml:space="preserve">37-⁠3-⁠2(2)⁠(a)</w:t>
       </w:r>
       <w:r>
         <w:t xml:space="preserve">   </w:t>
@@ -5789,11 +5731,7 @@
         <w:t xml:space="preserve"> </w:t>
       </w:r>
       <w:r>
-        <w:t xml:space="preserve">63</w:t>
-        <w:noBreakHyphen/>
-        <w:t xml:space="preserve">17</w:t>
-        <w:noBreakHyphen/>
-        <w:t xml:space="preserve">57</w:t>
+        <w:t xml:space="preserve">63-⁠17-⁠57</w:t>
       </w:r>
       <w:r>
         <w:t xml:space="preserve">   </w:t>
@@ -5839,11 +5777,7 @@
         <w:t xml:space="preserve"> </w:t>
       </w:r>
       <w:r>
-        <w:t xml:space="preserve">73</w:t>
-        <w:noBreakHyphen/>
-        <w:t xml:space="preserve">19</w:t>
-        <w:noBreakHyphen/>
-        <w:t xml:space="preserve">7</w:t>
+        <w:t xml:space="preserve">73-⁠19-⁠7</w:t>
       </w:r>
       <w:r>
         <w:t xml:space="preserve">   </w:t>
@@ -5889,11 +5823,7 @@
         <w:t xml:space="preserve"> </w:t>
       </w:r>
       <w:r>
-        <w:t xml:space="preserve">73</w:t>
-        <w:noBreakHyphen/>
-        <w:t xml:space="preserve">21</w:t>
-        <w:noBreakHyphen/>
-        <w:t xml:space="preserve">75</w:t>
+        <w:t xml:space="preserve">73-⁠21-⁠75</w:t>
       </w:r>
       <w:r>
         <w:t xml:space="preserve">   </w:t>
@@ -5939,11 +5869,7 @@
         <w:t xml:space="preserve"> </w:t>
       </w:r>
       <w:r>
-        <w:t xml:space="preserve">73</w:t>
-        <w:noBreakHyphen/>
-        <w:t xml:space="preserve">30</w:t>
-        <w:noBreakHyphen/>
-        <w:t xml:space="preserve">5</w:t>
+        <w:t xml:space="preserve">73-⁠30-⁠5</w:t>
       </w:r>
       <w:r>
         <w:t xml:space="preserve">   </w:t>
@@ -5989,11 +5915,7 @@
         <w:t xml:space="preserve"> </w:t>
       </w:r>
       <w:r>
-        <w:t xml:space="preserve">73</w:t>
-        <w:noBreakHyphen/>
-        <w:t xml:space="preserve">5</w:t>
-        <w:noBreakHyphen/>
-        <w:t xml:space="preserve">1</w:t>
+        <w:t xml:space="preserve">73-⁠5-⁠1</w:t>
       </w:r>
       <w:r>
         <w:t xml:space="preserve">   </w:t>
@@ -6039,11 +5961,7 @@
         <w:t xml:space="preserve"> </w:t>
       </w:r>
       <w:r>
-        <w:t xml:space="preserve">73</w:t>
-        <w:noBreakHyphen/>
-        <w:t xml:space="preserve">57</w:t>
-        <w:noBreakHyphen/>
-        <w:t xml:space="preserve">7</w:t>
+        <w:t xml:space="preserve">73-⁠57-⁠7</w:t>
       </w:r>
       <w:r>
         <w:t xml:space="preserve">   </w:t>
@@ -6089,11 +6007,7 @@
         <w:t xml:space="preserve"> </w:t>
       </w:r>
       <w:r>
-        <w:t xml:space="preserve">75</w:t>
-        <w:noBreakHyphen/>
-        <w:t xml:space="preserve">57</w:t>
-        <w:noBreakHyphen/>
-        <w:t xml:space="preserve">101</w:t>
+        <w:t xml:space="preserve">75-⁠57-⁠101</w:t>
       </w:r>
       <w:r>
         <w:t xml:space="preserve">   </w:t>
@@ -6139,11 +6053,7 @@
         <w:t xml:space="preserve"> </w:t>
       </w:r>
       <w:r>
-        <w:t xml:space="preserve">75</w:t>
-        <w:noBreakHyphen/>
-        <w:t xml:space="preserve">60</w:t>
-        <w:noBreakHyphen/>
-        <w:t xml:space="preserve">4(1)</w:t>
+        <w:t xml:space="preserve">75-⁠60-⁠4(1)</w:t>
       </w:r>
       <w:r>
         <w:t xml:space="preserve">   </w:t>
@@ -6189,11 +6099,7 @@
         <w:t xml:space="preserve"> </w:t>
       </w:r>
       <w:r>
-        <w:t xml:space="preserve">9</w:t>
-        <w:noBreakHyphen/>
-        <w:t xml:space="preserve">3</w:t>
-        <w:noBreakHyphen/>
-        <w:t xml:space="preserve">9</w:t>
+        <w:t xml:space="preserve">9-⁠3-⁠9</w:t>
       </w:r>
       <w:r>
         <w:t xml:space="preserve">   </w:t>
@@ -7889,13 +7795,7 @@
         <w:t xml:space="preserve"> </w:t>
       </w:r>
       <w:r>
-        <w:t xml:space="preserve">Respondent’s Answer; Sponsors’ Motion to Intervene, Motion #2020</w:t>
-      </w:r>
-      <w:r>
-        <w:noBreakHyphen/>
-      </w:r>
-      <w:r>
-        <w:t xml:space="preserve">3582. Neither the Petitioners nor the Secretary of State opposed the motion, though Petitioners sought leave to file a reply.</w:t>
+        <w:t xml:space="preserve">Respondent’s Answer; Sponsors’ Motion to Intervene, Motion #2020-⁠3582. Neither the Petitioners nor the Secretary of State opposed the motion, though Petitioners sought leave to file a reply.</w:t>
       </w:r>
       <w:r>
         <w:t xml:space="preserve"> </w:t>
@@ -7911,19 +7811,7 @@
         <w:t xml:space="preserve"> </w:t>
       </w:r>
       <w:r>
-        <w:t xml:space="preserve">Petitioners’ Nov. 9, 2020 Response to Motion #2020</w:t>
-      </w:r>
-      <w:r>
-        <w:noBreakHyphen/>
-      </w:r>
-      <w:r>
-        <w:t xml:space="preserve">3582; Respondent’s Nov. 13, 2020 Response to Motion #2020</w:t>
-      </w:r>
-      <w:r>
-        <w:noBreakHyphen/>
-      </w:r>
-      <w:r>
-        <w:t xml:space="preserve">3582.</w:t>
+        <w:t xml:space="preserve">Petitioners’ Nov. 9, 2020 Response to Motion #2020-⁠3582; Respondent’s Nov. 13, 2020 Response to Motion #2020-⁠3582.</w:t>
       </w:r>
     </w:p>
     <w:p>
@@ -7960,19 +7848,7 @@
         <w:t xml:space="preserve">amicus curiae</w:t>
       </w:r>
       <w:r>
-        <w:t xml:space="preserve">. Nov. 17, 2020 Order Issued on Motion #2020</w:t>
-      </w:r>
-      <w:r>
-        <w:noBreakHyphen/>
-      </w:r>
-      <w:r>
-        <w:t xml:space="preserve">3569, Serial: 234635; Nov. 17, 2020 Order on Motion #2020</w:t>
-      </w:r>
-      <w:r>
-        <w:noBreakHyphen/>
-      </w:r>
-      <w:r>
-        <w:t xml:space="preserve">3582, Serial No. 234636.</w:t>
+        <w:t xml:space="preserve">. Nov. 17, 2020 Order Issued on Motion #2020-⁠3569, Serial: 234635; Nov. 17, 2020 Order on Motion #2020-⁠3582, Serial No. 234636.</w:t>
       </w:r>
     </w:p>
     <w:p>
@@ -8383,13 +8259,7 @@
         <w:t xml:space="preserve">v. Brantley</w:t>
       </w:r>
       <w:r>
-        <w:t xml:space="preserve">, 74 So. 662, 665</w:t>
-      </w:r>
-      <w:r>
-        <w:noBreakHyphen/>
-      </w:r>
-      <w:r>
-        <w:t xml:space="preserve">67 (Miss. 1917), five years later the Court struck the amendment as “unconstitutional and void.”</w:t>
+        <w:t xml:space="preserve">, 74 So. 662, 665-⁠67 (Miss. 1917), five years later the Court struck the amendment as “unconstitutional and void.”</w:t>
       </w:r>
       <w:r>
         <w:t xml:space="preserve"> </w:t>
@@ -8443,13 +8313,7 @@
         <w:t xml:space="preserve">ex rel. Moore v. Molpus</w:t>
       </w:r>
       <w:r>
-        <w:t xml:space="preserve">, 578 So. 2d 624, 633 (Miss. 1991). The Legislature did so instead, enacting Senate Concurrent Resolution No. 516, ratified by the electorate in the 1992 fall election, to again allow voter initiatives. This became codified as subsections 3</w:t>
-      </w:r>
-      <w:r>
-        <w:noBreakHyphen/>
-      </w:r>
-      <w:r>
-        <w:t xml:space="preserve">13 of Article 15, Section 273 to the Mississippi Constitution.</w:t>
+        <w:t xml:space="preserve">, 578 So. 2d 624, 633 (Miss. 1991). The Legislature did so instead, enacting Senate Concurrent Resolution No. 516, ratified by the electorate in the 1992 fall election, to again allow voter initiatives. This became codified as subsections 3-⁠13 of Article 15, Section 273 to the Mississippi Constitution.</w:t>
       </w:r>
       <w:r>
         <w:rPr>
@@ -8835,13 +8699,7 @@
         <w:t xml:space="preserve"> </w:t>
       </w:r>
       <w:r>
-        <w:t xml:space="preserve">at 6</w:t>
-      </w:r>
-      <w:r>
-        <w:noBreakHyphen/>
-      </w:r>
-      <w:r>
-        <w:t xml:space="preserve">7. The DOH is required to promulgate final rules and regulations by July 1, 2021 and to begin issuing cards and licenses by August 15, 2021.</w:t>
+        <w:t xml:space="preserve">at 6-⁠7. The DOH is required to promulgate final rules and regulations by July 1, 2021 and to begin issuing cards and licenses by August 15, 2021.</w:t>
       </w:r>
       <w:r>
         <w:t xml:space="preserve"> </w:t>
@@ -9423,19 +9281,7 @@
         <w:t xml:space="preserve"> </w:t>
       </w:r>
       <w:r>
-        <w:t xml:space="preserve">Code Ann. § 23-⁠17-⁠31, the Legislature passed House Concurrent Resolution 39 as a legislative alternative to Initiative Measure No. 65 (“Alternative 65A”). The vote was 72</w:t>
-      </w:r>
-      <w:r>
-        <w:noBreakHyphen/>
-      </w:r>
-      <w:r>
-        <w:t xml:space="preserve">49 in the House on March 10, and 34</w:t>
-      </w:r>
-      <w:r>
-        <w:noBreakHyphen/>
-      </w:r>
-      <w:r>
-        <w:t xml:space="preserve">17 in the Senate on March 12, 2020.</w:t>
+        <w:t xml:space="preserve">Code Ann. § 23-⁠17-⁠31, the Legislature passed House Concurrent Resolution 39 as a legislative alternative to Initiative Measure No. 65 (“Alternative 65A”). The vote was 72-⁠49 in the House on March 10, and 34-⁠17 in the Senate on March 12, 2020.</w:t>
       </w:r>
     </w:p>
     <w:p>
@@ -10631,13 +10477,7 @@
         <w:t xml:space="preserve">v. Madison</w:t>
       </w:r>
       <w:r>
-        <w:t xml:space="preserve">, 5 U.S. (1 Cranch) 137, 176</w:t>
-      </w:r>
-      <w:r>
-        <w:noBreakHyphen/>
-      </w:r>
-      <w:r>
-        <w:t xml:space="preserve">77 (1803) (“[T]hat those limits [imposed on those who govern] may not be mistaken, or forgotten, the constitution is written.”).</w:t>
+        <w:t xml:space="preserve">, 5 U.S. (1 Cranch) 137, 176-⁠77 (1803) (“[T]hat those limits [imposed on those who govern] may not be mistaken, or forgotten, the constitution is written.”).</w:t>
       </w:r>
     </w:p>
     <w:p>
@@ -10723,13 +10563,7 @@
         <w:t xml:space="preserve">See Powell</w:t>
       </w:r>
       <w:r>
-        <w:t xml:space="preserve">, 27 So. at 931</w:t>
-      </w:r>
-      <w:r>
-        <w:noBreakHyphen/>
-      </w:r>
-      <w:r>
-        <w:t xml:space="preserve">32 (articulating the “necessity for greater deliberation and strictness of procedure in respect to the adoption of constitutional amendments than that which applies to acts of the legislature….”). A strict reading of the plain language of Section 273(3) supports only one interpretation. The phrase “qualified electors from any congressional district” can mean only from the current four congressional districts. MISS.</w:t>
+        <w:t xml:space="preserve">, 27 So. at 931-⁠32 (articulating the “necessity for greater deliberation and strictness of procedure in respect to the adoption of constitutional amendments than that which applies to acts of the legislature….”). A strict reading of the plain language of Section 273(3) supports only one interpretation. The phrase “qualified electors from any congressional district” can mean only from the current four congressional districts. MISS.</w:t>
       </w:r>
       <w:r>
         <w:t xml:space="preserve"> </w:t>
@@ -10859,19 +10693,7 @@
         <w:t xml:space="preserve"> </w:t>
       </w:r>
       <w:r>
-        <w:t xml:space="preserve">Miss. Code Ann. §§ 19-⁠1-⁠35, 19</w:t>
-      </w:r>
-      <w:r>
-        <w:noBreakHyphen/>
-      </w:r>
-      <w:r>
-        <w:t xml:space="preserve">1</w:t>
-      </w:r>
-      <w:r>
-        <w:noBreakHyphen/>
-      </w:r>
-      <w:r>
-        <w:t xml:space="preserve">53. It cannot be the case that municipal officials can be removed in every county but Humphreys or Forrest. The ordinary meaning of “any county,” just like “any congressional district,” refers to any</w:t>
+        <w:t xml:space="preserve">Miss. Code Ann. §§ 19-⁠1-⁠35, 19-⁠1-⁠53. It cannot be the case that municipal officials can be removed in every county but Humphreys or Forrest. The ordinary meaning of “any county,” just like “any congressional district,” refers to any</w:t>
       </w:r>
       <w:r>
         <w:t xml:space="preserve"> </w:t>
@@ -11163,13 +10985,7 @@
         <w:t xml:space="preserve"> </w:t>
       </w:r>
       <w:r>
-        <w:t xml:space="preserve">at 1326</w:t>
-      </w:r>
-      <w:r>
-        <w:noBreakHyphen/>
-      </w:r>
-      <w:r>
-        <w:t xml:space="preserve">27. Relying on the plain meaning of Section 154, the Court refused to rewrite it.</w:t>
+        <w:t xml:space="preserve">at 1326-⁠27. Relying on the plain meaning of Section 154, the Court refused to rewrite it.</w:t>
       </w:r>
     </w:p>
     <w:p>
@@ -11640,13 +11456,7 @@
         <w:t xml:space="preserve">See Hosemann</w:t>
       </w:r>
       <w:r>
-        <w:t xml:space="preserve">, Miss. Att’y Gen. Op. No. 2009</w:t>
-      </w:r>
-      <w:r>
-        <w:noBreakHyphen/>
-      </w:r>
-      <w:r>
-        <w:t xml:space="preserve">00001, 2009 WL 367638, 2009 Miss. AG LEXIS 278 (Jan. 9, 2009). The Attorney General’s opinion of course does not bind this Court, nor is it a persuasive interpretation of the Mississippi Constitution.</w:t>
+        <w:t xml:space="preserve">, Miss. Att’y Gen. Op. No. 2009-⁠00001, 2009 WL 367638, 2009 Miss. AG LEXIS 278 (Jan. 9, 2009). The Attorney General’s opinion of course does not bind this Court, nor is it a persuasive interpretation of the Mississippi Constitution.</w:t>
       </w:r>
       <w:r>
         <w:rPr>
@@ -11688,13 +11498,7 @@
         <w:t xml:space="preserve">Comm.</w:t>
       </w:r>
       <w:r>
-        <w:t xml:space="preserve">, 969 So. 2d 1, 2</w:t>
-      </w:r>
-      <w:r>
-        <w:noBreakHyphen/>
-      </w:r>
-      <w:r>
-        <w:t xml:space="preserve">3 (Miss. 2007).</w:t>
+        <w:t xml:space="preserve">, 969 So. 2d 1, 2-⁠3 (Miss. 2007).</w:t>
       </w:r>
     </w:p>
     <w:p>
@@ -11731,13 +11535,7 @@
         <w:t xml:space="preserve">Hosemann</w:t>
       </w:r>
       <w:r>
-        <w:t xml:space="preserve">, No. 2009</w:t>
-      </w:r>
-      <w:r>
-        <w:noBreakHyphen/>
-      </w:r>
-      <w:r>
-        <w:t xml:space="preserve">00001.</w:t>
+        <w:t xml:space="preserve">, No. 2009-⁠00001.</w:t>
       </w:r>
     </w:p>
     <w:p>
@@ -11839,13 +11637,7 @@
         <w:t xml:space="preserve">Turner</w:t>
       </w:r>
       <w:r>
-        <w:t xml:space="preserve">, Miss. Att’y Gen. Op. No. 2015</w:t>
-      </w:r>
-      <w:r>
-        <w:noBreakHyphen/>
-      </w:r>
-      <w:r>
-        <w:t xml:space="preserve">00158, 2015 WL 4394179, 2015 Miss. AG LEXIS 117 (June 5, 2015). In</w:t>
+        <w:t xml:space="preserve">, Miss. Att’y Gen. Op. No. 2015-⁠00158, 2015 WL 4394179, 2015 Miss. AG LEXIS 117 (June 5, 2015). In</w:t>
       </w:r>
       <w:r>
         <w:t xml:space="preserve"> </w:t>
@@ -11877,13 +11669,7 @@
         <w:t xml:space="preserve">Turner</w:t>
       </w:r>
       <w:r>
-        <w:t xml:space="preserve">, No. 2015</w:t>
-      </w:r>
-      <w:r>
-        <w:noBreakHyphen/>
-      </w:r>
-      <w:r>
-        <w:t xml:space="preserve">00158. Indeed,</w:t>
+        <w:t xml:space="preserve">, No. 2015-⁠00158. Indeed,</w:t>
       </w:r>
       <w:r>
         <w:t xml:space="preserve"> </w:t>
@@ -11967,13 +11753,7 @@
         <w:t xml:space="preserve">Hosemann</w:t>
       </w:r>
       <w:r>
-        <w:t xml:space="preserve">, No. 2009</w:t>
-      </w:r>
-      <w:r>
-        <w:noBreakHyphen/>
-      </w:r>
-      <w:r>
-        <w:t xml:space="preserve">00001. It simply is</w:t>
+        <w:t xml:space="preserve">, No. 2009-⁠00001. It simply is</w:t>
       </w:r>
       <w:r>
         <w:t xml:space="preserve"> </w:t>
@@ -12214,13 +11994,7 @@
         <w:t xml:space="preserve"> </w:t>
       </w:r>
       <w:r>
-        <w:t xml:space="preserve">at 1089</w:t>
-      </w:r>
-      <w:r>
-        <w:noBreakHyphen/>
-      </w:r>
-      <w:r>
-        <w:t xml:space="preserve">90;</w:t>
+        <w:t xml:space="preserve">at 1089-⁠90;</w:t>
       </w:r>
       <w:r>
         <w:t xml:space="preserve"> </w:t>
@@ -12233,13 +12007,7 @@
         <w:t xml:space="preserve">see also Griffin</w:t>
       </w:r>
       <w:r>
-        <w:t xml:space="preserve">, 667 So. 2d at 1325</w:t>
-      </w:r>
-      <w:r>
-        <w:noBreakHyphen/>
-      </w:r>
-      <w:r>
-        <w:t xml:space="preserve">26 (refusing to rewrite a section of the Mississippi Constitution).</w:t>
+        <w:t xml:space="preserve">, 667 So. 2d at 1325-⁠26 (refusing to rewrite a section of the Mississippi Constitution).</w:t>
       </w:r>
     </w:p>
     <w:p>
@@ -12635,13 +12403,7 @@
         <w:t xml:space="preserve">Powell</w:t>
       </w:r>
       <w:r>
-        <w:t xml:space="preserve">, 27 So. at 931</w:t>
-      </w:r>
-      <w:r>
-        <w:noBreakHyphen/>
-      </w:r>
-      <w:r>
-        <w:t xml:space="preserve">32.</w:t>
+        <w:t xml:space="preserve">, 27 So. at 931-⁠32.</w:t>
       </w:r>
     </w:p>
     <w:p>
@@ -12754,13 +12516,7 @@
         <w:t xml:space="preserve">Powell</w:t>
       </w:r>
       <w:r>
-        <w:t xml:space="preserve">, 27 So. at 931</w:t>
-      </w:r>
-      <w:r>
-        <w:noBreakHyphen/>
-      </w:r>
-      <w:r>
-        <w:t xml:space="preserve">32 (quoting with approval</w:t>
+        <w:t xml:space="preserve">, 27 So. at 931-⁠32 (quoting with approval</w:t>
       </w:r>
       <w:r>
         <w:t xml:space="preserve"> </w:t>
@@ -13023,13 +12779,7 @@
         <w:t xml:space="preserve">v. Robertson</w:t>
       </w:r>
       <w:r>
-        <w:t xml:space="preserve">, 93 So. 769, 775</w:t>
-      </w:r>
-      <w:r>
-        <w:noBreakHyphen/>
-      </w:r>
-      <w:r>
-        <w:t xml:space="preserve">77 (Miss. 1922). Although the electorate had voted in favor of a citizen initiative procedure years earlier, the Court determined that the Legislature presented the amendment to the voters in the wrong form.</w:t>
+        <w:t xml:space="preserve">, 93 So. 769, 775-⁠77 (Miss. 1922). Although the electorate had voted in favor of a citizen initiative procedure years earlier, the Court determined that the Legislature presented the amendment to the voters in the wrong form.</w:t>
       </w:r>
       <w:r>
         <w:t xml:space="preserve"> </w:t>
@@ -13107,13 +12857,7 @@
         <w:t xml:space="preserve">v. Robertson</w:t>
       </w:r>
       <w:r>
-        <w:t xml:space="preserve">, 93 So. 769, 775</w:t>
-      </w:r>
-      <w:r>
-        <w:noBreakHyphen/>
-      </w:r>
-      <w:r>
-        <w:t xml:space="preserve">77 (Miss. 1922), which struck the first initiative amendment as unconstitutionally enacted, was wrongly decided and should be overturned. The Court rejected this argument, under principles of both</w:t>
+        <w:t xml:space="preserve">, 93 So. 769, 775-⁠77 (Miss. 1922), which struck the first initiative amendment as unconstitutionally enacted, was wrongly decided and should be overturned. The Court rejected this argument, under principles of both</w:t>
       </w:r>
       <w:r>
         <w:t xml:space="preserve"> </w:t>
@@ -13412,13 +13156,7 @@
         <w:t xml:space="preserve">Nicholas</w:t>
       </w:r>
       <w:r>
-        <w:t xml:space="preserve">, 841 So. 2d 1208, 1212</w:t>
-      </w:r>
-      <w:r>
-        <w:noBreakHyphen/>
-      </w:r>
-      <w:r>
-        <w:t xml:space="preserve">13 (Miss. Ct. App. 2003) (quoting</w:t>
+        <w:t xml:space="preserve">, 841 So. 2d 1208, 1212-⁠13 (Miss. Ct. App. 2003) (quoting</w:t>
       </w:r>
       <w:r>
         <w:t xml:space="preserve"> </w:t>
@@ -13455,13 +13193,7 @@
         <w:t xml:space="preserve"> </w:t>
       </w:r>
       <w:r>
-        <w:t xml:space="preserve">Respondent’s Answer, pp. 14</w:t>
-      </w:r>
-      <w:r>
-        <w:noBreakHyphen/>
-      </w:r>
-      <w:r>
-        <w:t xml:space="preserve">15.</w:t>
+        <w:t xml:space="preserve">Respondent’s Answer, pp. 14-⁠15.</w:t>
       </w:r>
     </w:p>
     <w:p>
@@ -13645,13 +13377,7 @@
         <w:t xml:space="preserve"> </w:t>
       </w:r>
       <w:r>
-        <w:t xml:space="preserve">at 93</w:t>
-      </w:r>
-      <w:r>
-        <w:noBreakHyphen/>
-      </w:r>
-      <w:r>
-        <w:t xml:space="preserve">94.</w:t>
+        <w:t xml:space="preserve">at 93-⁠94.</w:t>
       </w:r>
     </w:p>
     <w:p>
@@ -14074,13 +13800,7 @@
         <w:t xml:space="preserve">See Mississippi v. Louisiana</w:t>
       </w:r>
       <w:r>
-        <w:t xml:space="preserve">, 506 U.S. 73, 77</w:t>
-      </w:r>
-      <w:r>
-        <w:noBreakHyphen/>
-      </w:r>
-      <w:r>
-        <w:t xml:space="preserve">78 (1992). And other states’ courts have interpreted similar constitutional grants of original jurisdiction to allow a direct action in an appellate court.</w:t>
+        <w:t xml:space="preserve">, 506 U.S. 73, 77-⁠78 (1992). And other states’ courts have interpreted similar constitutional grants of original jurisdiction to allow a direct action in an appellate court.</w:t>
       </w:r>
       <w:r>
         <w:t xml:space="preserve"> </w:t>
@@ -14583,13 +14303,7 @@
         <w:t xml:space="preserve">v. Catholic Diocese of Biloxi, Inc.</w:t>
       </w:r>
       <w:r>
-        <w:t xml:space="preserve">, 142 So. 3d 407, 412</w:t>
-      </w:r>
-      <w:r>
-        <w:noBreakHyphen/>
-      </w:r>
-      <w:r>
-        <w:t xml:space="preserve">13 (Miss. 2014) (internal citation omitted). The City is likely to experience an adverse effect different from any adverse effect suffered by the general public. Specifically, the City has an interest in protecting its zoning rights. The Secretary of State’s unconstitutional acceptance of the Initiative Measure No. 65 Petition threatens those rights. This threat of injury is real, immediate, and direct. The City has the right and capacity to sue under Miss.</w:t>
+        <w:t xml:space="preserve">, 142 So. 3d 407, 412-⁠13 (Miss. 2014) (internal citation omitted). The City is likely to experience an adverse effect different from any adverse effect suffered by the general public. Specifically, the City has an interest in protecting its zoning rights. The Secretary of State’s unconstitutional acceptance of the Initiative Measure No. 65 Petition threatens those rights. This threat of injury is real, immediate, and direct. The City has the right and capacity to sue under Miss.</w:t>
       </w:r>
       <w:r>
         <w:t xml:space="preserve"> </w:t>
@@ -14806,13 +14520,7 @@
         <w:t xml:space="preserve">See Speed</w:t>
       </w:r>
       <w:r>
-        <w:t xml:space="preserve">, 68 So. 3d at 1269</w:t>
-      </w:r>
-      <w:r>
-        <w:noBreakHyphen/>
-      </w:r>
-      <w:r>
-        <w:t xml:space="preserve">70;</w:t>
+        <w:t xml:space="preserve">, 68 So. 3d at 1269-⁠70;</w:t>
       </w:r>
       <w:r>
         <w:t xml:space="preserve"> </w:t>
@@ -14926,13 +14634,7 @@
         <w:t xml:space="preserve">Robertson</w:t>
       </w:r>
       <w:r>
-        <w:t xml:space="preserve">, 93 So. at 775</w:t>
-      </w:r>
-      <w:r>
-        <w:noBreakHyphen/>
-      </w:r>
-      <w:r>
-        <w:t xml:space="preserve">77. The Court can and should declare the form of Initiative Measure No. 65 unconstitutional and, on this basis, invalidate the Amendment.</w:t>
+        <w:t xml:space="preserve">, 93 So. at 775-⁠77. The Court can and should declare the form of Initiative Measure No. 65 unconstitutional and, on this basis, invalidate the Amendment.</w:t>
       </w:r>
     </w:p>
     <w:p>
@@ -15446,9 +15148,7 @@
                     <w:t xml:space="preserve"> </w:t>
                   </w:r>
                   <w:r>
-                    <w:t xml:space="preserve">39205</w:t>
-                    <w:noBreakHyphen/>
-                    <w:t xml:space="preserve">0427</w:t>
+                    <w:t xml:space="preserve">39205-⁠0427</w:t>
                   </w:r>
                 </w:p>
                 <w:p>
@@ -15470,9 +15170,7 @@
                     <w:t xml:space="preserve"> </w:t>
                   </w:r>
                   <w:r>
-                    <w:t xml:space="preserve">949</w:t>
-                    <w:noBreakHyphen/>
-                    <w:t xml:space="preserve">4900</w:t>
+                    <w:t xml:space="preserve">949-⁠4900</w:t>
                   </w:r>
                 </w:p>
                 <w:p>
@@ -15494,9 +15192,7 @@
                     <w:t xml:space="preserve"> </w:t>
                   </w:r>
                   <w:r>
-                    <w:t xml:space="preserve">949</w:t>
-                    <w:noBreakHyphen/>
-                    <w:t xml:space="preserve">4804</w:t>
+                    <w:t xml:space="preserve">949-⁠4804</w:t>
                   </w:r>
                 </w:p>
                 <w:p>
@@ -16376,9 +16072,7 @@
                     <w:t xml:space="preserve"> </w:t>
                   </w:r>
                   <w:r>
-                    <w:t xml:space="preserve">39205</w:t>
-                    <w:noBreakHyphen/>
-                    <w:t xml:space="preserve">0427</w:t>
+                    <w:t xml:space="preserve">39205-⁠0427</w:t>
                   </w:r>
                 </w:p>
                 <w:p>
@@ -16400,9 +16094,7 @@
                     <w:t xml:space="preserve"> </w:t>
                   </w:r>
                   <w:r>
-                    <w:t xml:space="preserve">949</w:t>
-                    <w:noBreakHyphen/>
-                    <w:t xml:space="preserve">4900</w:t>
+                    <w:t xml:space="preserve">949-⁠4900</w:t>
                   </w:r>
                 </w:p>
                 <w:p>
@@ -16424,9 +16116,7 @@
                     <w:t xml:space="preserve"> </w:t>
                   </w:r>
                   <w:r>
-                    <w:t xml:space="preserve">949</w:t>
-                    <w:noBreakHyphen/>
-                    <w:t xml:space="preserve">4804</w:t>
+                    <w:t xml:space="preserve">949-⁠4804</w:t>
                   </w:r>
                 </w:p>
                 <w:p>
